--- a/docs/Documentación Movilidad Urbana.docx
+++ b/docs/Documentación Movilidad Urbana.docx
@@ -34,7 +34,7 @@
         <w:rPr>
           <w:rtl w:val="0"/>
         </w:rPr>
-        <w:t xml:space="preserve">Este microservicio es el componente central encargado de gestionar el ciclo de vida de un viaje dentro de la plataforma. Su función principal es registrar solicitudes de viaje, asignar conductores, realizar el seguimiento del estado del trayecto y almacenar el historial.</w:t>
+        <w:t xml:space="preserve">Este microservicio es el componente central encargado de gestionar el ciclo de vida de un viaje dentro de la plataforma. Su función principal es registrar solicitudes de viaje y gestionarlas, realizar el seguimiento del estado del trayecto y almacenar los viajes en una base de datos.</w:t>
       </w:r>
     </w:p>
     <w:p>
@@ -45,7 +45,17 @@
         <w:rPr>
           <w:rtl w:val="0"/>
         </w:rPr>
-        <w:t xml:space="preserve">​Al ser un microservicio, está diseñado para ser independiente, escalable y comunicarse con otros servicios principal motivo por el cual fue elegido por sobre la opción de una construcción monolítica </w:t>
+      </w:r>
+    </w:p>
+    <w:p>
+      <w:pPr>
+        <w:rPr/>
+      </w:pPr>
+      <w:r>
+        <w:rPr>
+          <w:rtl w:val="0"/>
+        </w:rPr>
+        <w:t xml:space="preserve">​Al ser un microservicio, está diseñado para ser independiente, escalable y comunicarse con otros servicios principal motivo por el cual fue elegido por sobre la opción de una construcción monolítica.</w:t>
       </w:r>
     </w:p>
     <w:p>
@@ -70,6 +80,349 @@
           <w:rtl w:val="0"/>
         </w:rPr>
         <w:t xml:space="preserve">Tecnología Utilizada </w:t>
+      </w:r>
+    </w:p>
+    <w:p>
+      <w:pPr>
+        <w:numPr>
+          <w:ilvl w:val="0"/>
+          <w:numId w:val="2"/>
+        </w:numPr>
+        <w:ind w:left="720" w:hanging="360"/>
+        <w:rPr>
+          <w:u w:val="none"/>
+        </w:rPr>
+      </w:pPr>
+      <w:r>
+        <w:rPr>
+          <w:b w:val="1"/>
+          <w:bCs w:val="1"/>
+          <w:rtl w:val="0"/>
+        </w:rPr>
+        <w:t xml:space="preserve">Lenguaje: </w:t>
+      </w:r>
+      <w:r>
+        <w:rPr>
+          <w:rtl w:val="0"/>
+        </w:rPr>
+        <w:t xml:space="preserve">Java 21</w:t>
+      </w:r>
+    </w:p>
+    <w:p>
+      <w:pPr>
+        <w:numPr>
+          <w:ilvl w:val="0"/>
+          <w:numId w:val="2"/>
+        </w:numPr>
+        <w:ind w:left="720" w:hanging="360"/>
+        <w:rPr>
+          <w:u w:val="none"/>
+        </w:rPr>
+      </w:pPr>
+      <w:r>
+        <w:rPr>
+          <w:b w:val="1"/>
+          <w:bCs w:val="1"/>
+          <w:rtl w:val="0"/>
+        </w:rPr>
+        <w:t xml:space="preserve">​Framework Principal: </w:t>
+      </w:r>
+      <w:r>
+        <w:rPr>
+          <w:rtl w:val="0"/>
+        </w:rPr>
+        <w:t xml:space="preserve">Spring Boot 4.0.3</w:t>
+      </w:r>
+    </w:p>
+    <w:p>
+      <w:pPr>
+        <w:numPr>
+          <w:ilvl w:val="0"/>
+          <w:numId w:val="2"/>
+        </w:numPr>
+        <w:ind w:left="720" w:hanging="360"/>
+        <w:rPr>
+          <w:u w:val="none"/>
+        </w:rPr>
+      </w:pPr>
+      <w:r>
+        <w:rPr>
+          <w:b w:val="1"/>
+          <w:bCs w:val="1"/>
+          <w:rtl w:val="0"/>
+        </w:rPr>
+        <w:t xml:space="preserve">​Gestión de Dependencias: </w:t>
+      </w:r>
+      <w:r>
+        <w:rPr>
+          <w:rtl w:val="0"/>
+        </w:rPr>
+        <w:t xml:space="preserve">Maven</w:t>
+      </w:r>
+    </w:p>
+    <w:p>
+      <w:pPr>
+        <w:numPr>
+          <w:ilvl w:val="0"/>
+          <w:numId w:val="2"/>
+        </w:numPr>
+        <w:ind w:left="720" w:hanging="360"/>
+        <w:rPr>
+          <w:u w:val="none"/>
+        </w:rPr>
+      </w:pPr>
+      <w:r>
+        <w:rPr>
+          <w:b w:val="1"/>
+          <w:bCs w:val="1"/>
+          <w:rtl w:val="0"/>
+        </w:rPr>
+        <w:t xml:space="preserve">​Persistencia de Datos:</w:t>
+      </w:r>
+      <w:r>
+        <w:rPr>
+          <w:rtl w:val="0"/>
+        </w:rPr>
+        <w:t xml:space="preserve"> Spring Data JPA</w:t>
+      </w:r>
+    </w:p>
+    <w:p>
+      <w:pPr>
+        <w:numPr>
+          <w:ilvl w:val="0"/>
+          <w:numId w:val="2"/>
+        </w:numPr>
+        <w:ind w:left="720" w:hanging="360"/>
+        <w:rPr>
+          <w:u w:val="none"/>
+        </w:rPr>
+      </w:pPr>
+      <w:r>
+        <w:rPr>
+          <w:b w:val="1"/>
+          <w:bCs w:val="1"/>
+          <w:rtl w:val="0"/>
+        </w:rPr>
+        <w:t xml:space="preserve">​Base de Datos:</w:t>
+      </w:r>
+      <w:r>
+        <w:rPr>
+          <w:rtl w:val="0"/>
+        </w:rPr>
+        <w:t xml:space="preserve"> H2</w:t>
+      </w:r>
+    </w:p>
+    <w:p>
+      <w:pPr>
+        <w:ind w:left="720" w:firstLine="0"/>
+        <w:rPr/>
+      </w:pPr>
+      <w:r>
+        <w:rPr>
+          <w:rtl w:val="0"/>
+        </w:rPr>
+      </w:r>
+    </w:p>
+    <w:p>
+      <w:pPr>
+        <w:ind w:left="720" w:firstLine="0"/>
+        <w:rPr/>
+      </w:pPr>
+      <w:r>
+        <w:rPr>
+          <w:rtl w:val="0"/>
+        </w:rPr>
+      </w:r>
+    </w:p>
+    <w:p>
+      <w:pPr>
+        <w:pStyle w:val="Heading1"/>
+        <w:rPr/>
+      </w:pPr>
+      <w:bookmarkStart w:colFirst="0" w:colLast="0" w:name="_hv18365ho8m8" w:id="2"/>
+      <w:bookmarkEnd w:id="2"/>
+      <w:r>
+        <w:rPr>
+          <w:rtl w:val="0"/>
+        </w:rPr>
+        <w:t xml:space="preserve">Arquitectura Del Proyecto</w:t>
+      </w:r>
+    </w:p>
+    <w:p>
+      <w:pPr>
+        <w:rPr/>
+      </w:pPr>
+      <w:r>
+        <w:rPr>
+          <w:rtl w:val="0"/>
+        </w:rPr>
+        <w:t xml:space="preserve">La arquitectura sigue la siguiente base separando las responsabilidades en:</w:t>
+      </w:r>
+    </w:p>
+    <w:p>
+      <w:pPr>
+        <w:numPr>
+          <w:ilvl w:val="0"/>
+          <w:numId w:val="3"/>
+        </w:numPr>
+        <w:ind w:left="720" w:hanging="360"/>
+        <w:rPr>
+          <w:b w:val="1"/>
+          <w:bCs w:val="1"/>
+        </w:rPr>
+      </w:pPr>
+      <w:r>
+        <w:rPr>
+          <w:b w:val="1"/>
+          <w:bCs w:val="1"/>
+          <w:rtl w:val="0"/>
+        </w:rPr>
+        <w:t xml:space="preserve">Controller: </w:t>
+      </w:r>
+      <w:r>
+        <w:rPr>
+          <w:rtl w:val="0"/>
+        </w:rPr>
+        <w:t xml:space="preserve">Expone los EndPoints REST y gestiona las peticiones HTTP.</w:t>
+      </w:r>
+    </w:p>
+    <w:p>
+      <w:pPr>
+        <w:numPr>
+          <w:ilvl w:val="0"/>
+          <w:numId w:val="3"/>
+        </w:numPr>
+        <w:ind w:left="720" w:hanging="360"/>
+        <w:rPr>
+          <w:u w:val="none"/>
+        </w:rPr>
+      </w:pPr>
+      <w:r>
+        <w:rPr>
+          <w:b w:val="1"/>
+          <w:bCs w:val="1"/>
+          <w:rtl w:val="0"/>
+        </w:rPr>
+        <w:t xml:space="preserve">Service:</w:t>
+      </w:r>
+      <w:r>
+        <w:rPr>
+          <w:rtl w:val="0"/>
+        </w:rPr>
+        <w:t xml:space="preserve"> Contiene la lógica de negocio (reglas para aceptar un viaje, validaciones).</w:t>
+      </w:r>
+    </w:p>
+    <w:p>
+      <w:pPr>
+        <w:numPr>
+          <w:ilvl w:val="0"/>
+          <w:numId w:val="3"/>
+        </w:numPr>
+        <w:ind w:left="720" w:hanging="360"/>
+        <w:rPr>
+          <w:u w:val="none"/>
+        </w:rPr>
+      </w:pPr>
+      <w:r>
+        <w:rPr>
+          <w:b w:val="1"/>
+          <w:bCs w:val="1"/>
+          <w:rtl w:val="0"/>
+        </w:rPr>
+        <w:t xml:space="preserve">Repository:</w:t>
+      </w:r>
+      <w:r>
+        <w:rPr>
+          <w:rtl w:val="0"/>
+        </w:rPr>
+        <w:t xml:space="preserve"> Interfaz para la comunicación con la base de datos mediante JPA.</w:t>
+      </w:r>
+    </w:p>
+    <w:p>
+      <w:pPr>
+        <w:numPr>
+          <w:ilvl w:val="0"/>
+          <w:numId w:val="3"/>
+        </w:numPr>
+        <w:ind w:left="720" w:hanging="360"/>
+        <w:rPr>
+          <w:u w:val="none"/>
+        </w:rPr>
+      </w:pPr>
+      <w:r>
+        <w:rPr>
+          <w:b w:val="1"/>
+          <w:bCs w:val="1"/>
+          <w:rtl w:val="0"/>
+        </w:rPr>
+        <w:t xml:space="preserve">Model/Entity:</w:t>
+      </w:r>
+      <w:r>
+        <w:rPr>
+          <w:rtl w:val="0"/>
+        </w:rPr>
+        <w:t xml:space="preserve"> Definición de las tablas de la base de datos (Viaje, Vehículo, Conductor, Pasajero).</w:t>
+      </w:r>
+    </w:p>
+    <w:p>
+      <w:pPr>
+        <w:numPr>
+          <w:ilvl w:val="0"/>
+          <w:numId w:val="3"/>
+        </w:numPr>
+        <w:ind w:left="720" w:hanging="360"/>
+        <w:rPr>
+          <w:b w:val="1"/>
+          <w:bCs w:val="1"/>
+        </w:rPr>
+      </w:pPr>
+      <w:r>
+        <w:rPr>
+          <w:b w:val="1"/>
+          <w:bCs w:val="1"/>
+          <w:rtl w:val="0"/>
+        </w:rPr>
+        <w:t xml:space="preserve">DTO:</w:t>
+      </w:r>
+      <w:r>
+        <w:rPr>
+          <w:rtl w:val="0"/>
+        </w:rPr>
+        <w:t xml:space="preserve"> Contiene objetos de transferencia de información</w:t>
+      </w:r>
+    </w:p>
+    <w:p>
+      <w:pPr>
+        <w:rPr/>
+      </w:pPr>
+      <w:r>
+        <w:rPr>
+          <w:rtl w:val="0"/>
+        </w:rPr>
+      </w:r>
+    </w:p>
+    <w:p>
+      <w:pPr>
+        <w:rPr/>
+      </w:pPr>
+      <w:r>
+        <w:rPr>
+          <w:rtl w:val="0"/>
+        </w:rPr>
+      </w:r>
+    </w:p>
+    <w:p>
+      <w:pPr>
+        <w:pStyle w:val="Heading1"/>
+        <w:rPr/>
+      </w:pPr>
+      <w:bookmarkStart w:colFirst="0" w:colLast="0" w:name="_dlztzpra4uh1" w:id="3"/>
+      <w:bookmarkEnd w:id="3"/>
+      <w:r>
+        <w:rPr>
+          <w:rtl w:val="0"/>
+        </w:rPr>
+        <w:t xml:space="preserve">Requisitos Funcionales - Gestión de Viajes</w:t>
       </w:r>
     </w:p>
     <w:p>
@@ -85,17 +438,9 @@
       </w:pPr>
       <w:r>
         <w:rPr>
-          <w:b w:val="1"/>
-          <w:bCs w:val="1"/>
-          <w:rtl w:val="0"/>
-        </w:rPr>
-        <w:t xml:space="preserve">Lenguaje: </w:t>
-      </w:r>
-      <w:r>
-        <w:rPr>
-          <w:rtl w:val="0"/>
-        </w:rPr>
-        <w:t xml:space="preserve">Java 17+</w:t>
+          <w:rtl w:val="0"/>
+        </w:rPr>
+        <w:t xml:space="preserve">Crear viaje, Terminar Viaje y Cancelar Viaje.</w:t>
       </w:r>
     </w:p>
     <w:p>
@@ -111,301 +456,9 @@
       </w:pPr>
       <w:r>
         <w:rPr>
-          <w:b w:val="1"/>
-          <w:bCs w:val="1"/>
-          <w:rtl w:val="0"/>
-        </w:rPr>
-        <w:t xml:space="preserve">​Framework Principal: </w:t>
-      </w:r>
-      <w:r>
-        <w:rPr>
-          <w:rtl w:val="0"/>
-        </w:rPr>
-        <w:t xml:space="preserve">Spring Boot 3.x</w:t>
-      </w:r>
-    </w:p>
-    <w:p>
-      <w:pPr>
-        <w:numPr>
-          <w:ilvl w:val="0"/>
-          <w:numId w:val="1"/>
-        </w:numPr>
-        <w:ind w:left="720" w:hanging="360"/>
-        <w:rPr>
-          <w:u w:val="none"/>
-        </w:rPr>
-      </w:pPr>
-      <w:r>
-        <w:rPr>
-          <w:b w:val="1"/>
-          <w:bCs w:val="1"/>
-          <w:rtl w:val="0"/>
-        </w:rPr>
-        <w:t xml:space="preserve">​Gestión de Dependencias: </w:t>
-      </w:r>
-      <w:r>
-        <w:rPr>
-          <w:rtl w:val="0"/>
-        </w:rPr>
-        <w:t xml:space="preserve">Maven</w:t>
-      </w:r>
-    </w:p>
-    <w:p>
-      <w:pPr>
-        <w:numPr>
-          <w:ilvl w:val="0"/>
-          <w:numId w:val="1"/>
-        </w:numPr>
-        <w:ind w:left="720" w:hanging="360"/>
-        <w:rPr>
-          <w:u w:val="none"/>
-        </w:rPr>
-      </w:pPr>
-      <w:r>
-        <w:rPr>
-          <w:b w:val="1"/>
-          <w:bCs w:val="1"/>
-          <w:rtl w:val="0"/>
-        </w:rPr>
-        <w:t xml:space="preserve">​Persistencia de Datos:</w:t>
-      </w:r>
-      <w:r>
-        <w:rPr>
-          <w:rtl w:val="0"/>
-        </w:rPr>
-        <w:t xml:space="preserve"> Spring Data JPA</w:t>
-      </w:r>
-    </w:p>
-    <w:p>
-      <w:pPr>
-        <w:numPr>
-          <w:ilvl w:val="0"/>
-          <w:numId w:val="1"/>
-        </w:numPr>
-        <w:ind w:left="720" w:hanging="360"/>
-        <w:rPr>
-          <w:u w:val="none"/>
-        </w:rPr>
-      </w:pPr>
-      <w:r>
-        <w:rPr>
-          <w:b w:val="1"/>
-          <w:bCs w:val="1"/>
-          <w:rtl w:val="0"/>
-        </w:rPr>
-        <w:t xml:space="preserve">​Base de Datos:</w:t>
-      </w:r>
-      <w:r>
-        <w:rPr>
-          <w:rtl w:val="0"/>
-        </w:rPr>
-        <w:t xml:space="preserve"> H2 (Memoria - Desarrollo) / PostgreSQL o MySQL (Producción)</w:t>
-      </w:r>
-    </w:p>
-    <w:p>
-      <w:pPr>
-        <w:numPr>
-          <w:ilvl w:val="0"/>
-          <w:numId w:val="1"/>
-        </w:numPr>
-        <w:ind w:left="720" w:hanging="360"/>
-        <w:rPr>
-          <w:u w:val="none"/>
-        </w:rPr>
-      </w:pPr>
-      <w:r>
-        <w:rPr>
-          <w:rtl w:val="0"/>
-        </w:rPr>
-        <w:t xml:space="preserve">​Documentación de API: Swagger / OpenAPI (implícito en dependencias)</w:t>
-      </w:r>
-    </w:p>
-    <w:p>
-      <w:pPr>
-        <w:ind w:left="720" w:firstLine="0"/>
-        <w:rPr/>
-      </w:pPr>
-      <w:r>
-        <w:rPr>
-          <w:rtl w:val="0"/>
-        </w:rPr>
-      </w:r>
-    </w:p>
-    <w:p>
-      <w:pPr>
-        <w:ind w:left="720" w:firstLine="0"/>
-        <w:rPr/>
-      </w:pPr>
-      <w:r>
-        <w:rPr>
-          <w:rtl w:val="0"/>
-        </w:rPr>
-      </w:r>
-    </w:p>
-    <w:p>
-      <w:pPr>
-        <w:pStyle w:val="Heading1"/>
-        <w:rPr/>
-      </w:pPr>
-      <w:bookmarkStart w:colFirst="0" w:colLast="0" w:name="_hv18365ho8m8" w:id="2"/>
-      <w:bookmarkEnd w:id="2"/>
-      <w:r>
-        <w:rPr>
-          <w:rtl w:val="0"/>
-        </w:rPr>
-        <w:t xml:space="preserve">Arquitectura Del Proyecto</w:t>
-      </w:r>
-    </w:p>
-    <w:p>
-      <w:pPr>
-        <w:rPr/>
-      </w:pPr>
-      <w:r>
-        <w:rPr>
-          <w:rtl w:val="0"/>
-        </w:rPr>
-        <w:t xml:space="preserve">La arquitectura sigue la siguiente base separando las responsabilidades en:</w:t>
-      </w:r>
-    </w:p>
-    <w:p>
-      <w:pPr>
-        <w:numPr>
-          <w:ilvl w:val="0"/>
-          <w:numId w:val="2"/>
-        </w:numPr>
-        <w:ind w:left="720" w:hanging="360"/>
-        <w:rPr>
-          <w:b w:val="1"/>
-          <w:bCs w:val="1"/>
-        </w:rPr>
-      </w:pPr>
-      <w:r>
-        <w:rPr>
-          <w:b w:val="1"/>
-          <w:bCs w:val="1"/>
-          <w:rtl w:val="0"/>
-        </w:rPr>
-        <w:t xml:space="preserve">Controller: </w:t>
-      </w:r>
-      <w:r>
-        <w:rPr>
-          <w:rtl w:val="0"/>
-        </w:rPr>
-        <w:t xml:space="preserve">Expone los EndPoints REST y gestiona las peticiones HTTP.</w:t>
-      </w:r>
-    </w:p>
-    <w:p>
-      <w:pPr>
-        <w:numPr>
-          <w:ilvl w:val="0"/>
-          <w:numId w:val="2"/>
-        </w:numPr>
-        <w:ind w:left="720" w:hanging="360"/>
-        <w:rPr>
-          <w:u w:val="none"/>
-        </w:rPr>
-      </w:pPr>
-      <w:r>
-        <w:rPr>
-          <w:b w:val="1"/>
-          <w:bCs w:val="1"/>
-          <w:rtl w:val="0"/>
-        </w:rPr>
-        <w:t xml:space="preserve">Service:</w:t>
-      </w:r>
-      <w:r>
-        <w:rPr>
-          <w:rtl w:val="0"/>
-        </w:rPr>
-        <w:t xml:space="preserve"> Contiene la lógica de negocio (reglas para aceptar un viaje, validaciones).</w:t>
-      </w:r>
-    </w:p>
-    <w:p>
-      <w:pPr>
-        <w:numPr>
-          <w:ilvl w:val="0"/>
-          <w:numId w:val="2"/>
-        </w:numPr>
-        <w:ind w:left="720" w:hanging="360"/>
-        <w:rPr>
-          <w:u w:val="none"/>
-        </w:rPr>
-      </w:pPr>
-      <w:r>
-        <w:rPr>
-          <w:b w:val="1"/>
-          <w:bCs w:val="1"/>
-          <w:rtl w:val="0"/>
-        </w:rPr>
-        <w:t xml:space="preserve">Repository:</w:t>
-      </w:r>
-      <w:r>
-        <w:rPr>
-          <w:rtl w:val="0"/>
-        </w:rPr>
-        <w:t xml:space="preserve"> Interfaz para la comunicación con la base de datos mediante JPA.</w:t>
-      </w:r>
-    </w:p>
-    <w:p>
-      <w:pPr>
-        <w:numPr>
-          <w:ilvl w:val="0"/>
-          <w:numId w:val="2"/>
-        </w:numPr>
-        <w:ind w:left="720" w:hanging="360"/>
-        <w:rPr>
-          <w:u w:val="none"/>
-        </w:rPr>
-      </w:pPr>
-      <w:r>
-        <w:rPr>
-          <w:b w:val="1"/>
-          <w:bCs w:val="1"/>
-          <w:rtl w:val="0"/>
-        </w:rPr>
-        <w:t xml:space="preserve">Model/Entity:</w:t>
-      </w:r>
-      <w:r>
-        <w:rPr>
-          <w:rtl w:val="0"/>
-        </w:rPr>
-        <w:t xml:space="preserve"> Definición de las tablas de la base de datos (Viaje, Vehículo, Conductor, Pasajero).</w:t>
-      </w:r>
-    </w:p>
-    <w:p>
-      <w:pPr>
-        <w:rPr/>
-      </w:pPr>
-      <w:r>
-        <w:rPr>
-          <w:rtl w:val="0"/>
-        </w:rPr>
-      </w:r>
-    </w:p>
-    <w:p>
-      <w:pPr>
-        <w:rPr/>
-      </w:pPr>
-      <w:r>
-        <w:rPr>
-          <w:rtl w:val="0"/>
-        </w:rPr>
-      </w:r>
-    </w:p>
-    <w:p>
-      <w:pPr>
-        <w:pStyle w:val="Heading1"/>
-        <w:rPr/>
-      </w:pPr>
-      <w:bookmarkStart w:colFirst="0" w:colLast="0" w:name="_dlztzpra4uh1" w:id="3"/>
-      <w:bookmarkEnd w:id="3"/>
-      <w:r>
-        <w:br w:type="page"/>
-      </w:r>
-      <w:r>
-        <w:rPr>
-          <w:rtl w:val="0"/>
-        </w:rPr>
+          <w:rtl w:val="0"/>
+        </w:rPr>
+        <w:t xml:space="preserve">Seguimiento en tiempo real del viaje (estados del viaje)</w:t>
       </w:r>
     </w:p>
     <w:p>
@@ -601,6 +654,116 @@
               <w:bottom w:color="1f1f1f" w:space="0" w:sz="6" w:val="single"/>
               <w:right w:color="1f1f1f" w:space="0" w:sz="6" w:val="single"/>
             </w:tcBorders>
+            <w:shd w:fill="efefef" w:val="clear"/>
+            <w:tcMar>
+              <w:top w:w="240.0" w:type="dxa"/>
+              <w:left w:w="0.0" w:type="dxa"/>
+              <w:bottom w:w="240.0" w:type="dxa"/>
+              <w:right w:w="180.0" w:type="dxa"/>
+            </w:tcMar>
+            <w:vAlign w:val="top"/>
+          </w:tcPr>
+          <w:p>
+            <w:pPr>
+              <w:spacing w:after="480" w:lineRule="auto"/>
+              <w:rPr>
+                <w:b w:val="1"/>
+                <w:bCs w:val="1"/>
+                <w:color w:val="1f1f1f"/>
+              </w:rPr>
+            </w:pPr>
+            <w:r>
+              <w:rPr>
+                <w:b w:val="1"/>
+                <w:bCs w:val="1"/>
+                <w:color w:val="1f1f1f"/>
+                <w:rtl w:val="0"/>
+              </w:rPr>
+              <w:t xml:space="preserve">GET</w:t>
+            </w:r>
+          </w:p>
+        </w:tc>
+        <w:tc>
+          <w:tcPr>
+            <w:tcBorders>
+              <w:top w:color="1f1f1f" w:space="0" w:sz="6" w:val="single"/>
+              <w:left w:color="1f1f1f" w:space="0" w:sz="6" w:val="single"/>
+              <w:bottom w:color="1f1f1f" w:space="0" w:sz="6" w:val="single"/>
+              <w:right w:color="1f1f1f" w:space="0" w:sz="6" w:val="single"/>
+            </w:tcBorders>
+            <w:shd w:fill="efefef" w:val="clear"/>
+            <w:tcMar>
+              <w:top w:w="240.0" w:type="dxa"/>
+              <w:left w:w="0.0" w:type="dxa"/>
+              <w:bottom w:w="240.0" w:type="dxa"/>
+              <w:right w:w="180.0" w:type="dxa"/>
+            </w:tcMar>
+            <w:vAlign w:val="top"/>
+          </w:tcPr>
+          <w:p>
+            <w:pPr>
+              <w:spacing w:after="480" w:lineRule="auto"/>
+              <w:rPr>
+                <w:color w:val="1f1f1f"/>
+              </w:rPr>
+            </w:pPr>
+            <w:r>
+              <w:rPr>
+                <w:color w:val="1f1f1f"/>
+                <w:rtl w:val="0"/>
+              </w:rPr>
+              <w:t xml:space="preserve">/</w:t>
+            </w:r>
+          </w:p>
+        </w:tc>
+        <w:tc>
+          <w:tcPr>
+            <w:tcBorders>
+              <w:top w:color="1f1f1f" w:space="0" w:sz="6" w:val="single"/>
+              <w:left w:color="1f1f1f" w:space="0" w:sz="6" w:val="single"/>
+              <w:bottom w:color="1f1f1f" w:space="0" w:sz="6" w:val="single"/>
+              <w:right w:color="1f1f1f" w:space="0" w:sz="6" w:val="single"/>
+            </w:tcBorders>
+            <w:shd w:fill="efefef" w:val="clear"/>
+            <w:tcMar>
+              <w:top w:w="240.0" w:type="dxa"/>
+              <w:left w:w="0.0" w:type="dxa"/>
+              <w:bottom w:w="240.0" w:type="dxa"/>
+              <w:right w:w="0.0" w:type="dxa"/>
+            </w:tcMar>
+            <w:vAlign w:val="top"/>
+          </w:tcPr>
+          <w:p>
+            <w:pPr>
+              <w:spacing w:after="480" w:lineRule="auto"/>
+              <w:rPr>
+                <w:color w:val="1f1f1f"/>
+              </w:rPr>
+            </w:pPr>
+            <w:r>
+              <w:rPr>
+                <w:color w:val="1f1f1f"/>
+                <w:rtl w:val="0"/>
+              </w:rPr>
+              <w:t xml:space="preserve">Anuncia si la página está arriba</w:t>
+            </w:r>
+          </w:p>
+        </w:tc>
+      </w:tr>
+      <w:tr>
+        <w:trPr>
+          <w:cantSplit w:val="0"/>
+          <w:trHeight w:val="780" w:hRule="atLeast"/>
+          <w:tblHeader w:val="0"/>
+        </w:trPr>
+        <w:tc>
+          <w:tcPr>
+            <w:tcBorders>
+              <w:top w:color="1f1f1f" w:space="0" w:sz="6" w:val="single"/>
+              <w:left w:color="1f1f1f" w:space="0" w:sz="6" w:val="single"/>
+              <w:bottom w:color="1f1f1f" w:space="0" w:sz="6" w:val="single"/>
+              <w:right w:color="1f1f1f" w:space="0" w:sz="6" w:val="single"/>
+            </w:tcBorders>
             <w:tcMar>
               <w:top w:w="240.0" w:type="dxa"/>
               <w:left w:w="0.0" w:type="dxa"/>
@@ -893,7 +1056,7 @@
                 <w:shd w:fill="e9eef6" w:val="clear"/>
                 <w:rtl w:val="0"/>
               </w:rPr>
-              <w:t xml:space="preserve">/api/viajes/{id}/asignar</w:t>
+              <w:t xml:space="preserve">/api/viajes/{id}/iniciar</w:t>
             </w:r>
             <w:r>
               <w:rPr>
@@ -930,7 +1093,7 @@
                 <w:color w:val="1f1f1f"/>
                 <w:rtl w:val="0"/>
               </w:rPr>
-              <w:t xml:space="preserve">Asigna un conductor disponible a un viaje.</w:t>
+              <w:t xml:space="preserve">Inicia el viaje</w:t>
             </w:r>
           </w:p>
         </w:tc>
@@ -971,7 +1134,7 @@
                 <w:color w:val="1f1f1f"/>
                 <w:rtl w:val="0"/>
               </w:rPr>
-              <w:t xml:space="preserve">PATCH</w:t>
+              <w:t xml:space="preserve">PUT</w:t>
             </w:r>
             <w:r>
               <w:rPr>
@@ -1009,7 +1172,7 @@
                 <w:shd w:fill="e9eef6" w:val="clear"/>
                 <w:rtl w:val="0"/>
               </w:rPr>
-              <w:t xml:space="preserve">/api/viajes/{id}/estado</w:t>
+              <w:t xml:space="preserve">/api/viajes/{id}/finalizar</w:t>
             </w:r>
             <w:r>
               <w:rPr>
@@ -1046,7 +1209,7 @@
                 <w:color w:val="1f1f1f"/>
                 <w:rtl w:val="0"/>
               </w:rPr>
-              <w:t xml:space="preserve">Actualiza el estado (ej. de 'En camino' a 'Finalizado').</w:t>
+              <w:t xml:space="preserve">Finaliza un viaje.</w:t>
             </w:r>
           </w:p>
         </w:tc>
@@ -1087,7 +1250,7 @@
                 <w:color w:val="1f1f1f"/>
                 <w:rtl w:val="0"/>
               </w:rPr>
-              <w:t xml:space="preserve">GET</w:t>
+              <w:t xml:space="preserve">PUT</w:t>
             </w:r>
             <w:r>
               <w:rPr>
@@ -1125,7 +1288,7 @@
                 <w:shd w:fill="e9eef6" w:val="clear"/>
                 <w:rtl w:val="0"/>
               </w:rPr>
-              <w:t xml:space="preserve">/api/viajes/historial/{usuarioId}</w:t>
+              <w:t xml:space="preserve">/api/viajes/cancelar</w:t>
             </w:r>
             <w:r>
               <w:rPr>
@@ -1162,12 +1325,32 @@
                 <w:color w:val="1f1f1f"/>
                 <w:rtl w:val="0"/>
               </w:rPr>
-              <w:t xml:space="preserve">Retorna todos los viajes asociados a un usuario.</w:t>
+              <w:t xml:space="preserve">Cancela un viaje</w:t>
             </w:r>
           </w:p>
         </w:tc>
       </w:tr>
     </w:tbl>
+    <w:p>
+      <w:pPr>
+        <w:rPr/>
+      </w:pPr>
+      <w:r>
+        <w:rPr>
+          <w:rtl w:val="0"/>
+        </w:rPr>
+      </w:r>
+    </w:p>
+    <w:p>
+      <w:pPr>
+        <w:rPr/>
+      </w:pPr>
+      <w:r>
+        <w:rPr>
+          <w:rtl w:val="0"/>
+        </w:rPr>
+      </w:r>
+    </w:p>
     <w:p>
       <w:pPr>
         <w:rPr/>
@@ -1193,7 +1376,7 @@
     <w:lvl w:ilvl="0">
       <w:start w:val="1"/>
       <w:numFmt w:val="bullet"/>
-      <w:lvlText w:val="●"/>
+      <w:lvlText w:val="-"/>
       <w:lvlJc w:val="left"/>
       <w:pPr>
         <w:ind w:left="720" w:hanging="360"/>
@@ -1205,7 +1388,7 @@
     <w:lvl w:ilvl="1">
       <w:start w:val="1"/>
       <w:numFmt w:val="bullet"/>
-      <w:lvlText w:val="○"/>
+      <w:lvlText w:val="-"/>
       <w:lvlJc w:val="left"/>
       <w:pPr>
         <w:ind w:left="1440" w:hanging="360"/>
@@ -1217,7 +1400,7 @@
     <w:lvl w:ilvl="2">
       <w:start w:val="1"/>
       <w:numFmt w:val="bullet"/>
-      <w:lvlText w:val="■"/>
+      <w:lvlText w:val="-"/>
       <w:lvlJc w:val="left"/>
       <w:pPr>
         <w:ind w:left="2160" w:hanging="360"/>
@@ -1229,7 +1412,7 @@
     <w:lvl w:ilvl="3">
       <w:start w:val="1"/>
       <w:numFmt w:val="bullet"/>
-      <w:lvlText w:val="●"/>
+      <w:lvlText w:val="-"/>
       <w:lvlJc w:val="left"/>
       <w:pPr>
         <w:ind w:left="2880" w:hanging="360"/>
@@ -1241,7 +1424,7 @@
     <w:lvl w:ilvl="4">
       <w:start w:val="1"/>
       <w:numFmt w:val="bullet"/>
-      <w:lvlText w:val="○"/>
+      <w:lvlText w:val="-"/>
       <w:lvlJc w:val="left"/>
       <w:pPr>
         <w:ind w:left="3600" w:hanging="360"/>
@@ -1253,7 +1436,7 @@
     <w:lvl w:ilvl="5">
       <w:start w:val="1"/>
       <w:numFmt w:val="bullet"/>
-      <w:lvlText w:val="■"/>
+      <w:lvlText w:val="-"/>
       <w:lvlJc w:val="left"/>
       <w:pPr>
         <w:ind w:left="4320" w:hanging="360"/>
@@ -1265,7 +1448,7 @@
     <w:lvl w:ilvl="6">
       <w:start w:val="1"/>
       <w:numFmt w:val="bullet"/>
-      <w:lvlText w:val="●"/>
+      <w:lvlText w:val="-"/>
       <w:lvlJc w:val="left"/>
       <w:pPr>
         <w:ind w:left="5040" w:hanging="360"/>
@@ -1277,7 +1460,7 @@
     <w:lvl w:ilvl="7">
       <w:start w:val="1"/>
       <w:numFmt w:val="bullet"/>
-      <w:lvlText w:val="○"/>
+      <w:lvlText w:val="-"/>
       <w:lvlJc w:val="left"/>
       <w:pPr>
         <w:ind w:left="5760" w:hanging="360"/>
@@ -1289,7 +1472,7 @@
     <w:lvl w:ilvl="8">
       <w:start w:val="1"/>
       <w:numFmt w:val="bullet"/>
-      <w:lvlText w:val="■"/>
+      <w:lvlText w:val="-"/>
       <w:lvlJc w:val="left"/>
       <w:pPr>
         <w:ind w:left="6480" w:hanging="360"/>
@@ -1300,6 +1483,116 @@
     </w:lvl>
   </w:abstractNum>
   <w:abstractNum w:abstractNumId="2">
+    <w:lvl w:ilvl="0">
+      <w:start w:val="1"/>
+      <w:numFmt w:val="bullet"/>
+      <w:lvlText w:val="●"/>
+      <w:lvlJc w:val="left"/>
+      <w:pPr>
+        <w:ind w:left="720" w:hanging="360"/>
+      </w:pPr>
+      <w:rPr>
+        <w:u w:val="none"/>
+      </w:rPr>
+    </w:lvl>
+    <w:lvl w:ilvl="1">
+      <w:start w:val="1"/>
+      <w:numFmt w:val="bullet"/>
+      <w:lvlText w:val="○"/>
+      <w:lvlJc w:val="left"/>
+      <w:pPr>
+        <w:ind w:left="1440" w:hanging="360"/>
+      </w:pPr>
+      <w:rPr>
+        <w:u w:val="none"/>
+      </w:rPr>
+    </w:lvl>
+    <w:lvl w:ilvl="2">
+      <w:start w:val="1"/>
+      <w:numFmt w:val="bullet"/>
+      <w:lvlText w:val="■"/>
+      <w:lvlJc w:val="left"/>
+      <w:pPr>
+        <w:ind w:left="2160" w:hanging="360"/>
+      </w:pPr>
+      <w:rPr>
+        <w:u w:val="none"/>
+      </w:rPr>
+    </w:lvl>
+    <w:lvl w:ilvl="3">
+      <w:start w:val="1"/>
+      <w:numFmt w:val="bullet"/>
+      <w:lvlText w:val="●"/>
+      <w:lvlJc w:val="left"/>
+      <w:pPr>
+        <w:ind w:left="2880" w:hanging="360"/>
+      </w:pPr>
+      <w:rPr>
+        <w:u w:val="none"/>
+      </w:rPr>
+    </w:lvl>
+    <w:lvl w:ilvl="4">
+      <w:start w:val="1"/>
+      <w:numFmt w:val="bullet"/>
+      <w:lvlText w:val="○"/>
+      <w:lvlJc w:val="left"/>
+      <w:pPr>
+        <w:ind w:left="3600" w:hanging="360"/>
+      </w:pPr>
+      <w:rPr>
+        <w:u w:val="none"/>
+      </w:rPr>
+    </w:lvl>
+    <w:lvl w:ilvl="5">
+      <w:start w:val="1"/>
+      <w:numFmt w:val="bullet"/>
+      <w:lvlText w:val="■"/>
+      <w:lvlJc w:val="left"/>
+      <w:pPr>
+        <w:ind w:left="4320" w:hanging="360"/>
+      </w:pPr>
+      <w:rPr>
+        <w:u w:val="none"/>
+      </w:rPr>
+    </w:lvl>
+    <w:lvl w:ilvl="6">
+      <w:start w:val="1"/>
+      <w:numFmt w:val="bullet"/>
+      <w:lvlText w:val="●"/>
+      <w:lvlJc w:val="left"/>
+      <w:pPr>
+        <w:ind w:left="5040" w:hanging="360"/>
+      </w:pPr>
+      <w:rPr>
+        <w:u w:val="none"/>
+      </w:rPr>
+    </w:lvl>
+    <w:lvl w:ilvl="7">
+      <w:start w:val="1"/>
+      <w:numFmt w:val="bullet"/>
+      <w:lvlText w:val="○"/>
+      <w:lvlJc w:val="left"/>
+      <w:pPr>
+        <w:ind w:left="5760" w:hanging="360"/>
+      </w:pPr>
+      <w:rPr>
+        <w:u w:val="none"/>
+      </w:rPr>
+    </w:lvl>
+    <w:lvl w:ilvl="8">
+      <w:start w:val="1"/>
+      <w:numFmt w:val="bullet"/>
+      <w:lvlText w:val="■"/>
+      <w:lvlJc w:val="left"/>
+      <w:pPr>
+        <w:ind w:left="6480" w:hanging="360"/>
+      </w:pPr>
+      <w:rPr>
+        <w:u w:val="none"/>
+      </w:rPr>
+    </w:lvl>
+  </w:abstractNum>
+  <w:abstractNum w:abstractNumId="3">
     <w:lvl w:ilvl="0">
       <w:start w:val="1"/>
       <w:numFmt w:val="bullet"/>
@@ -1414,6 +1707,9 @@
   </w:num>
   <w:num w:numId="2">
     <w:abstractNumId w:val="2"/>
+  </w:num>
+  <w:num w:numId="3">
+    <w:abstractNumId w:val="3"/>
   </w:num>
 </w:numbering>
 </file>
